--- a/docx/13-ia-copiloto-de-estudio/13-ia-copiloto-de-estudio.docx
+++ b/docx/13-ia-copiloto-de-estudio/13-ia-copiloto-de-estudio.docx
@@ -28,7 +28,7 @@
         </w:p>
       </w:sdtContent>
     </w:sdt>
-    <w:bookmarkStart w:id="18" w:name="ia-copiloto-de-estudio"/>
+    <w:bookmarkStart w:id="19" w:name="ia-copiloto-de-estudio"/>
     <w:p>
       <w:pPr>
         <w:pStyle w:val="Heading1"/>
@@ -447,7 +447,7 @@
       </w:r>
     </w:p>
     <w:bookmarkEnd w:id="15"/>
-    <w:bookmarkStart w:id="17" w:name="por-dónde-empiezo"/>
+    <w:bookmarkStart w:id="18" w:name="por-dónde-empiezo"/>
     <w:p>
       <w:pPr>
         <w:pStyle w:val="Heading2"/>
@@ -546,7 +546,7 @@
         <w:t xml:space="preserve"> </w:t>
       </w:r>
       <w:r>
-        <w:t xml:space="preserve">Rétala ahora con</w:t>
+        <w:t xml:space="preserve">Practica con</w:t>
       </w:r>
       <w:r>
         <w:t xml:space="preserve"> </w:t>
@@ -563,12 +563,26 @@
         <w:t xml:space="preserve"> </w:t>
       </w:r>
       <w:r>
-        <w:t xml:space="preserve">o espera el bloque 🎨 creativo (en preparación).</w:t>
-      </w:r>
-    </w:p>
-    <w:bookmarkEnd w:id="17"/>
+        <w:t xml:space="preserve">o pasa al bloque 🎨 creativo:</w:t>
+      </w:r>
+      <w:r>
+        <w:t xml:space="preserve"> </w:t>
+      </w:r>
+      <w:hyperlink r:id="rId17">
+        <w:r>
+          <w:rPr>
+            <w:rStyle w:val="Hyperlink"/>
+          </w:rPr>
+          <w:t xml:space="preserve">Monta tu presentación</w:t>
+        </w:r>
+      </w:hyperlink>
+      <w:r>
+        <w:t xml:space="preserve">.</w:t>
+      </w:r>
+    </w:p>
     <w:bookmarkEnd w:id="18"/>
-    <w:bookmarkStart w:id="24" w:name="pregunta-bien-pide-claro"/>
+    <w:bookmarkEnd w:id="19"/>
+    <w:bookmarkStart w:id="25" w:name="pregunta-bien-pide-claro"/>
     <w:p>
       <w:pPr>
         <w:pStyle w:val="Heading1"/>
@@ -632,7 +646,7 @@
         </w:pict>
       </w:r>
     </w:p>
-    <w:bookmarkStart w:id="19" w:name="en-corto"/>
+    <w:bookmarkStart w:id="20" w:name="en-corto"/>
     <w:p>
       <w:pPr>
         <w:pStyle w:val="Heading2"/>
@@ -687,8 +701,8 @@
         </w:pict>
       </w:r>
     </w:p>
-    <w:bookmarkEnd w:id="19"/>
-    <w:bookmarkStart w:id="20" w:name="lo-que-hay-que-saber"/>
+    <w:bookmarkEnd w:id="20"/>
+    <w:bookmarkStart w:id="21" w:name="lo-que-hay-que-saber"/>
     <w:p>
       <w:pPr>
         <w:pStyle w:val="Heading2"/>
@@ -1214,8 +1228,8 @@
         <w:t xml:space="preserve">📝 Qué + para qué + cómo: la petición que sí devuelve lo que buscas</w:t>
       </w:r>
     </w:p>
-    <w:bookmarkEnd w:id="20"/>
-    <w:bookmarkStart w:id="21" w:name="a-por-ellos"/>
+    <w:bookmarkEnd w:id="21"/>
+    <w:bookmarkStart w:id="22" w:name="a-por-ellos"/>
     <w:p>
       <w:pPr>
         <w:pStyle w:val="Heading2"/>
@@ -1670,8 +1684,8 @@
         </w:pict>
       </w:r>
     </w:p>
-    <w:bookmarkEnd w:id="21"/>
-    <w:bookmarkStart w:id="23" w:name="X2f5258035fcb789a7146dcb5379943bb1b71052"/>
+    <w:bookmarkEnd w:id="22"/>
+    <w:bookmarkStart w:id="24" w:name="X2f5258035fcb789a7146dcb5379943bb1b71052"/>
     <w:p>
       <w:pPr>
         <w:pStyle w:val="Heading2"/>
@@ -1758,7 +1772,7 @@
       <w:r>
         <w:t xml:space="preserve"> </w:t>
       </w:r>
-      <w:hyperlink r:id="rId22">
+      <w:hyperlink r:id="rId23">
         <w:r>
           <w:rPr>
             <w:rStyle w:val="Hyperlink"/>
@@ -1785,7 +1799,7 @@
       <w:r>
         <w:t xml:space="preserve"> </w:t>
       </w:r>
-      <w:hyperlink r:id="rId22">
+      <w:hyperlink r:id="rId23">
         <w:r>
           <w:rPr>
             <w:rStyle w:val="Hyperlink"/>
@@ -1821,9 +1835,9 @@
         </w:r>
       </w:hyperlink>
     </w:p>
-    <w:bookmarkEnd w:id="23"/>
     <w:bookmarkEnd w:id="24"/>
-    <w:bookmarkStart w:id="29" w:name="el-copiloto-no-conduce"/>
+    <w:bookmarkEnd w:id="25"/>
+    <w:bookmarkStart w:id="30" w:name="el-copiloto-no-conduce"/>
     <w:p>
       <w:pPr>
         <w:pStyle w:val="Heading1"/>
@@ -1887,7 +1901,7 @@
         </w:pict>
       </w:r>
     </w:p>
-    <w:bookmarkStart w:id="25" w:name="en-corto-1"/>
+    <w:bookmarkStart w:id="26" w:name="en-corto-1"/>
     <w:p>
       <w:pPr>
         <w:pStyle w:val="Heading2"/>
@@ -1940,8 +1954,8 @@
         </w:pict>
       </w:r>
     </w:p>
-    <w:bookmarkEnd w:id="25"/>
-    <w:bookmarkStart w:id="26" w:name="lo-que-hay-que-saber-1"/>
+    <w:bookmarkEnd w:id="26"/>
+    <w:bookmarkStart w:id="27" w:name="lo-que-hay-que-saber-1"/>
     <w:p>
       <w:pPr>
         <w:pStyle w:val="Heading2"/>
@@ -2417,8 +2431,8 @@
         <w:t xml:space="preserve">🚦 Verde: te trae material · Ámbar: te explica, luego lo explicas tú · Rojo: trabaja por ti</w:t>
       </w:r>
     </w:p>
-    <w:bookmarkEnd w:id="26"/>
-    <w:bookmarkStart w:id="27" w:name="a-por-ellos-1"/>
+    <w:bookmarkEnd w:id="27"/>
+    <w:bookmarkStart w:id="28" w:name="a-por-ellos-1"/>
     <w:p>
       <w:pPr>
         <w:pStyle w:val="Heading2"/>
@@ -2839,8 +2853,8 @@
         </w:pict>
       </w:r>
     </w:p>
-    <w:bookmarkEnd w:id="27"/>
-    <w:bookmarkStart w:id="28" w:name="Xf9adb28ef79fab65f5fb8390dc2cb21b723bba0"/>
+    <w:bookmarkEnd w:id="28"/>
+    <w:bookmarkStart w:id="29" w:name="Xf9adb28ef79fab65f5fb8390dc2cb21b723bba0"/>
     <w:p>
       <w:pPr>
         <w:pStyle w:val="Heading2"/>
@@ -2914,7 +2928,7 @@
       <w:r>
         <w:t xml:space="preserve"> </w:t>
       </w:r>
-      <w:hyperlink r:id="rId22">
+      <w:hyperlink r:id="rId23">
         <w:r>
           <w:rPr>
             <w:rStyle w:val="Hyperlink"/>
@@ -2977,9 +2991,9 @@
         </w:r>
       </w:hyperlink>
     </w:p>
-    <w:bookmarkEnd w:id="28"/>
     <w:bookmarkEnd w:id="29"/>
-    <w:bookmarkStart w:id="38" w:name="juegos-y-retos"/>
+    <w:bookmarkEnd w:id="30"/>
+    <w:bookmarkStart w:id="39" w:name="juegos-y-retos"/>
     <w:p>
       <w:pPr>
         <w:pStyle w:val="Heading1"/>
@@ -3043,7 +3057,7 @@
         </w:pict>
       </w:r>
     </w:p>
-    <w:bookmarkStart w:id="30" w:name="en-corto-2"/>
+    <w:bookmarkStart w:id="31" w:name="en-corto-2"/>
     <w:p>
       <w:pPr>
         <w:pStyle w:val="Heading2"/>
@@ -3080,8 +3094,8 @@
         </w:pict>
       </w:r>
     </w:p>
-    <w:bookmarkEnd w:id="30"/>
-    <w:bookmarkStart w:id="31" w:name="el-fail-de-dani"/>
+    <w:bookmarkEnd w:id="31"/>
+    <w:bookmarkStart w:id="32" w:name="el-fail-de-dani"/>
     <w:p>
       <w:pPr>
         <w:pStyle w:val="Heading2"/>
@@ -3263,8 +3277,8 @@
         </w:pict>
       </w:r>
     </w:p>
-    <w:bookmarkEnd w:id="31"/>
-    <w:bookmarkStart w:id="32" w:name="juego-1-el-duelo-ia-tú-15-min"/>
+    <w:bookmarkEnd w:id="32"/>
+    <w:bookmarkStart w:id="33" w:name="juego-1-el-duelo-ia-tú-15-min"/>
     <w:p>
       <w:pPr>
         <w:pStyle w:val="Heading2"/>
@@ -3402,8 +3416,8 @@
         </w:pict>
       </w:r>
     </w:p>
-    <w:bookmarkEnd w:id="32"/>
-    <w:bookmarkStart w:id="33" w:name="juego-2-detecta-el-copia-pega-10-min"/>
+    <w:bookmarkEnd w:id="33"/>
+    <w:bookmarkStart w:id="34" w:name="juego-2-detecta-el-copia-pega-10-min"/>
     <w:p>
       <w:pPr>
         <w:pStyle w:val="Heading2"/>
@@ -3463,8 +3477,8 @@
         </w:pict>
       </w:r>
     </w:p>
-    <w:bookmarkEnd w:id="33"/>
-    <w:bookmarkStart w:id="34" w:name="juego-3-la-ia-que-te-evalúa-8-min"/>
+    <w:bookmarkEnd w:id="34"/>
+    <w:bookmarkStart w:id="35" w:name="juego-3-la-ia-que-te-evalúa-8-min"/>
     <w:p>
       <w:pPr>
         <w:pStyle w:val="Heading2"/>
@@ -3533,8 +3547,8 @@
         </w:pict>
       </w:r>
     </w:p>
-    <w:bookmarkEnd w:id="34"/>
-    <w:bookmarkStart w:id="35" w:name="logros"/>
+    <w:bookmarkEnd w:id="35"/>
+    <w:bookmarkStart w:id="36" w:name="logros"/>
     <w:p>
       <w:pPr>
         <w:pStyle w:val="Heading2"/>
@@ -3759,8 +3773,8 @@
         </w:pict>
       </w:r>
     </w:p>
-    <w:bookmarkEnd w:id="35"/>
-    <w:bookmarkStart w:id="36" w:name="reto-final"/>
+    <w:bookmarkEnd w:id="36"/>
+    <w:bookmarkStart w:id="37" w:name="reto-final"/>
     <w:p>
       <w:pPr>
         <w:pStyle w:val="Heading2"/>
@@ -3901,8 +3915,8 @@
         </w:pict>
       </w:r>
     </w:p>
-    <w:bookmarkEnd w:id="36"/>
-    <w:bookmarkStart w:id="37" w:name="para-el-profe"/>
+    <w:bookmarkEnd w:id="37"/>
+    <w:bookmarkStart w:id="38" w:name="para-el-profe"/>
     <w:p>
       <w:pPr>
         <w:pStyle w:val="Heading2"/>
@@ -3965,7 +3979,7 @@
       <w:r>
         <w:t xml:space="preserve"> </w:t>
       </w:r>
-      <w:hyperlink r:id="rId22">
+      <w:hyperlink r:id="rId23">
         <w:r>
           <w:rPr>
             <w:rStyle w:val="Hyperlink"/>
@@ -4028,8 +4042,8 @@
         </w:r>
       </w:hyperlink>
     </w:p>
-    <w:bookmarkEnd w:id="37"/>
     <w:bookmarkEnd w:id="38"/>
+    <w:bookmarkEnd w:id="39"/>
     <w:sectPr>
       <w:footnotePr>
         <w:numRestart w:val="eachSect"/>

--- a/docx/13-ia-copiloto-de-estudio/13-ia-copiloto-de-estudio.docx
+++ b/docx/13-ia-copiloto-de-estudio/13-ia-copiloto-de-estudio.docx
@@ -582,7 +582,7 @@
     </w:p>
     <w:bookmarkEnd w:id="18"/>
     <w:bookmarkEnd w:id="19"/>
-    <w:bookmarkStart w:id="25" w:name="pregunta-bien-pide-claro"/>
+    <w:bookmarkStart w:id="28" w:name="pregunta-bien-pide-claro"/>
     <w:p>
       <w:pPr>
         <w:pStyle w:val="Heading1"/>
@@ -702,7 +702,7 @@
       </w:r>
     </w:p>
     <w:bookmarkEnd w:id="20"/>
-    <w:bookmarkStart w:id="21" w:name="lo-que-hay-que-saber"/>
+    <w:bookmarkStart w:id="24" w:name="lo-que-hay-que-saber"/>
     <w:p>
       <w:pPr>
         <w:pStyle w:val="Heading2"/>
@@ -1217,19 +1217,61 @@
     </w:p>
     <w:p>
       <w:pPr>
-        <w:pStyle w:val="BodyText"/>
-      </w:pPr>
-    </w:p>
-    <w:p>
-      <w:pPr>
-        <w:pStyle w:val="BodyText"/>
+        <w:pStyle w:val="CaptionedFigure"/>
+      </w:pPr>
+      <w:r>
+        <w:drawing>
+          <wp:inline>
+            <wp:extent cx="5334000" cy="1573873"/>
+            <wp:effectExtent b="0" l="0" r="0" t="0"/>
+            <wp:docPr descr="📝 Qué + para qué + cómo: la petición que sí devuelve lo que buscas" title="" id="22" name="Picture"/>
+            <a:graphic>
+              <a:graphicData uri="http://schemas.openxmlformats.org/drawingml/2006/picture">
+                <pic:pic>
+                  <pic:nvPicPr>
+                    <pic:cNvPr descr="public/img/13-ia-copiloto-de-estudio/01-pregunta-bien.png" id="23" name="Picture"/>
+                    <pic:cNvPicPr>
+                      <a:picLocks noChangeArrowheads="1" noChangeAspect="1"/>
+                    </pic:cNvPicPr>
+                  </pic:nvPicPr>
+                  <pic:blipFill>
+                    <a:blip r:embed="rId21"/>
+                    <a:stretch>
+                      <a:fillRect/>
+                    </a:stretch>
+                  </pic:blipFill>
+                  <pic:spPr bwMode="auto">
+                    <a:xfrm>
+                      <a:off x="0" y="0"/>
+                      <a:ext cx="5334000" cy="1573873"/>
+                    </a:xfrm>
+                    <a:prstGeom prst="rect">
+                      <a:avLst/>
+                    </a:prstGeom>
+                    <a:noFill/>
+                    <a:ln w="9525">
+                      <a:noFill/>
+                      <a:headEnd/>
+                      <a:tailEnd/>
+                    </a:ln>
+                  </pic:spPr>
+                </pic:pic>
+              </a:graphicData>
+            </a:graphic>
+          </wp:inline>
+        </w:drawing>
+      </w:r>
+    </w:p>
+    <w:p>
+      <w:pPr>
+        <w:pStyle w:val="ImageCaption"/>
       </w:pPr>
       <w:r>
         <w:t xml:space="preserve">📝 Qué + para qué + cómo: la petición que sí devuelve lo que buscas</w:t>
       </w:r>
     </w:p>
-    <w:bookmarkEnd w:id="21"/>
-    <w:bookmarkStart w:id="22" w:name="a-por-ellos"/>
+    <w:bookmarkEnd w:id="24"/>
+    <w:bookmarkStart w:id="25" w:name="a-por-ellos"/>
     <w:p>
       <w:pPr>
         <w:pStyle w:val="Heading2"/>
@@ -1684,8 +1726,8 @@
         </w:pict>
       </w:r>
     </w:p>
-    <w:bookmarkEnd w:id="22"/>
-    <w:bookmarkStart w:id="24" w:name="X2f5258035fcb789a7146dcb5379943bb1b71052"/>
+    <w:bookmarkEnd w:id="25"/>
+    <w:bookmarkStart w:id="27" w:name="X2f5258035fcb789a7146dcb5379943bb1b71052"/>
     <w:p>
       <w:pPr>
         <w:pStyle w:val="Heading2"/>
@@ -1772,7 +1814,7 @@
       <w:r>
         <w:t xml:space="preserve"> </w:t>
       </w:r>
-      <w:hyperlink r:id="rId23">
+      <w:hyperlink r:id="rId26">
         <w:r>
           <w:rPr>
             <w:rStyle w:val="Hyperlink"/>
@@ -1799,7 +1841,7 @@
       <w:r>
         <w:t xml:space="preserve"> </w:t>
       </w:r>
-      <w:hyperlink r:id="rId23">
+      <w:hyperlink r:id="rId26">
         <w:r>
           <w:rPr>
             <w:rStyle w:val="Hyperlink"/>
@@ -1835,9 +1877,9 @@
         </w:r>
       </w:hyperlink>
     </w:p>
-    <w:bookmarkEnd w:id="24"/>
-    <w:bookmarkEnd w:id="25"/>
-    <w:bookmarkStart w:id="30" w:name="el-copiloto-no-conduce"/>
+    <w:bookmarkEnd w:id="27"/>
+    <w:bookmarkEnd w:id="28"/>
+    <w:bookmarkStart w:id="36" w:name="el-copiloto-no-conduce"/>
     <w:p>
       <w:pPr>
         <w:pStyle w:val="Heading1"/>
@@ -1901,7 +1943,7 @@
         </w:pict>
       </w:r>
     </w:p>
-    <w:bookmarkStart w:id="26" w:name="en-corto-1"/>
+    <w:bookmarkStart w:id="29" w:name="en-corto-1"/>
     <w:p>
       <w:pPr>
         <w:pStyle w:val="Heading2"/>
@@ -1954,8 +1996,8 @@
         </w:pict>
       </w:r>
     </w:p>
-    <w:bookmarkEnd w:id="26"/>
-    <w:bookmarkStart w:id="27" w:name="lo-que-hay-que-saber-1"/>
+    <w:bookmarkEnd w:id="29"/>
+    <w:bookmarkStart w:id="33" w:name="lo-que-hay-que-saber-1"/>
     <w:p>
       <w:pPr>
         <w:pStyle w:val="Heading2"/>
@@ -2420,19 +2462,61 @@
     </w:p>
     <w:p>
       <w:pPr>
-        <w:pStyle w:val="BodyText"/>
-      </w:pPr>
-    </w:p>
-    <w:p>
-      <w:pPr>
-        <w:pStyle w:val="BodyText"/>
+        <w:pStyle w:val="CaptionedFigure"/>
+      </w:pPr>
+      <w:r>
+        <w:drawing>
+          <wp:inline>
+            <wp:extent cx="5334000" cy="1766146"/>
+            <wp:effectExtent b="0" l="0" r="0" t="0"/>
+            <wp:docPr descr="🚦 Verde: te trae material · Ámbar: te explica, luego lo explicas tú · Rojo: trabaja por ti" title="" id="31" name="Picture"/>
+            <a:graphic>
+              <a:graphicData uri="http://schemas.openxmlformats.org/drawingml/2006/picture">
+                <pic:pic>
+                  <pic:nvPicPr>
+                    <pic:cNvPr descr="public/img/13-ia-copiloto-de-estudio/02-semaforo-uso.png" id="32" name="Picture"/>
+                    <pic:cNvPicPr>
+                      <a:picLocks noChangeArrowheads="1" noChangeAspect="1"/>
+                    </pic:cNvPicPr>
+                  </pic:nvPicPr>
+                  <pic:blipFill>
+                    <a:blip r:embed="rId30"/>
+                    <a:stretch>
+                      <a:fillRect/>
+                    </a:stretch>
+                  </pic:blipFill>
+                  <pic:spPr bwMode="auto">
+                    <a:xfrm>
+                      <a:off x="0" y="0"/>
+                      <a:ext cx="5334000" cy="1766146"/>
+                    </a:xfrm>
+                    <a:prstGeom prst="rect">
+                      <a:avLst/>
+                    </a:prstGeom>
+                    <a:noFill/>
+                    <a:ln w="9525">
+                      <a:noFill/>
+                      <a:headEnd/>
+                      <a:tailEnd/>
+                    </a:ln>
+                  </pic:spPr>
+                </pic:pic>
+              </a:graphicData>
+            </a:graphic>
+          </wp:inline>
+        </w:drawing>
+      </w:r>
+    </w:p>
+    <w:p>
+      <w:pPr>
+        <w:pStyle w:val="ImageCaption"/>
       </w:pPr>
       <w:r>
         <w:t xml:space="preserve">🚦 Verde: te trae material · Ámbar: te explica, luego lo explicas tú · Rojo: trabaja por ti</w:t>
       </w:r>
     </w:p>
-    <w:bookmarkEnd w:id="27"/>
-    <w:bookmarkStart w:id="28" w:name="a-por-ellos-1"/>
+    <w:bookmarkEnd w:id="33"/>
+    <w:bookmarkStart w:id="34" w:name="a-por-ellos-1"/>
     <w:p>
       <w:pPr>
         <w:pStyle w:val="Heading2"/>
@@ -2853,8 +2937,8 @@
         </w:pict>
       </w:r>
     </w:p>
-    <w:bookmarkEnd w:id="28"/>
-    <w:bookmarkStart w:id="29" w:name="Xf9adb28ef79fab65f5fb8390dc2cb21b723bba0"/>
+    <w:bookmarkEnd w:id="34"/>
+    <w:bookmarkStart w:id="35" w:name="Xf9adb28ef79fab65f5fb8390dc2cb21b723bba0"/>
     <w:p>
       <w:pPr>
         <w:pStyle w:val="Heading2"/>
@@ -2928,7 +3012,7 @@
       <w:r>
         <w:t xml:space="preserve"> </w:t>
       </w:r>
-      <w:hyperlink r:id="rId23">
+      <w:hyperlink r:id="rId26">
         <w:r>
           <w:rPr>
             <w:rStyle w:val="Hyperlink"/>
@@ -2991,9 +3075,9 @@
         </w:r>
       </w:hyperlink>
     </w:p>
-    <w:bookmarkEnd w:id="29"/>
-    <w:bookmarkEnd w:id="30"/>
-    <w:bookmarkStart w:id="39" w:name="juegos-y-retos"/>
+    <w:bookmarkEnd w:id="35"/>
+    <w:bookmarkEnd w:id="36"/>
+    <w:bookmarkStart w:id="45" w:name="juegos-y-retos"/>
     <w:p>
       <w:pPr>
         <w:pStyle w:val="Heading1"/>
@@ -3057,7 +3141,7 @@
         </w:pict>
       </w:r>
     </w:p>
-    <w:bookmarkStart w:id="31" w:name="en-corto-2"/>
+    <w:bookmarkStart w:id="37" w:name="en-corto-2"/>
     <w:p>
       <w:pPr>
         <w:pStyle w:val="Heading2"/>
@@ -3094,8 +3178,8 @@
         </w:pict>
       </w:r>
     </w:p>
-    <w:bookmarkEnd w:id="31"/>
-    <w:bookmarkStart w:id="32" w:name="el-fail-de-dani"/>
+    <w:bookmarkEnd w:id="37"/>
+    <w:bookmarkStart w:id="38" w:name="el-fail-de-dani"/>
     <w:p>
       <w:pPr>
         <w:pStyle w:val="Heading2"/>
@@ -3277,8 +3361,8 @@
         </w:pict>
       </w:r>
     </w:p>
-    <w:bookmarkEnd w:id="32"/>
-    <w:bookmarkStart w:id="33" w:name="juego-1-el-duelo-ia-tú-15-min"/>
+    <w:bookmarkEnd w:id="38"/>
+    <w:bookmarkStart w:id="39" w:name="juego-1-el-duelo-ia-tú-15-min"/>
     <w:p>
       <w:pPr>
         <w:pStyle w:val="Heading2"/>
@@ -3416,8 +3500,8 @@
         </w:pict>
       </w:r>
     </w:p>
-    <w:bookmarkEnd w:id="33"/>
-    <w:bookmarkStart w:id="34" w:name="juego-2-detecta-el-copia-pega-10-min"/>
+    <w:bookmarkEnd w:id="39"/>
+    <w:bookmarkStart w:id="40" w:name="juego-2-detecta-el-copia-pega-10-min"/>
     <w:p>
       <w:pPr>
         <w:pStyle w:val="Heading2"/>
@@ -3477,8 +3561,8 @@
         </w:pict>
       </w:r>
     </w:p>
-    <w:bookmarkEnd w:id="34"/>
-    <w:bookmarkStart w:id="35" w:name="juego-3-la-ia-que-te-evalúa-8-min"/>
+    <w:bookmarkEnd w:id="40"/>
+    <w:bookmarkStart w:id="41" w:name="juego-3-la-ia-que-te-evalúa-8-min"/>
     <w:p>
       <w:pPr>
         <w:pStyle w:val="Heading2"/>
@@ -3547,8 +3631,8 @@
         </w:pict>
       </w:r>
     </w:p>
-    <w:bookmarkEnd w:id="35"/>
-    <w:bookmarkStart w:id="36" w:name="logros"/>
+    <w:bookmarkEnd w:id="41"/>
+    <w:bookmarkStart w:id="42" w:name="logros"/>
     <w:p>
       <w:pPr>
         <w:pStyle w:val="Heading2"/>
@@ -3773,8 +3857,8 @@
         </w:pict>
       </w:r>
     </w:p>
-    <w:bookmarkEnd w:id="36"/>
-    <w:bookmarkStart w:id="37" w:name="reto-final"/>
+    <w:bookmarkEnd w:id="42"/>
+    <w:bookmarkStart w:id="43" w:name="reto-final"/>
     <w:p>
       <w:pPr>
         <w:pStyle w:val="Heading2"/>
@@ -3915,8 +3999,8 @@
         </w:pict>
       </w:r>
     </w:p>
-    <w:bookmarkEnd w:id="37"/>
-    <w:bookmarkStart w:id="38" w:name="para-el-profe"/>
+    <w:bookmarkEnd w:id="43"/>
+    <w:bookmarkStart w:id="44" w:name="para-el-profe"/>
     <w:p>
       <w:pPr>
         <w:pStyle w:val="Heading2"/>
@@ -3979,7 +4063,7 @@
       <w:r>
         <w:t xml:space="preserve"> </w:t>
       </w:r>
-      <w:hyperlink r:id="rId23">
+      <w:hyperlink r:id="rId26">
         <w:r>
           <w:rPr>
             <w:rStyle w:val="Hyperlink"/>
@@ -4042,8 +4126,8 @@
         </w:r>
       </w:hyperlink>
     </w:p>
-    <w:bookmarkEnd w:id="38"/>
-    <w:bookmarkEnd w:id="39"/>
+    <w:bookmarkEnd w:id="44"/>
+    <w:bookmarkEnd w:id="45"/>
     <w:sectPr>
       <w:footnotePr>
         <w:numRestart w:val="eachSect"/>
